--- a/Unit 7 - User Interface/5-Add toggles and sliders.docx
+++ b/Unit 7 - User Interface/5-Add toggles and sliders.docx
@@ -1,6 +1,6 @@
 
 <file path=word/document.xml><?xml version="1.0" encoding="utf-8"?>
-<w:document xmlns:wpc="http://schemas.microsoft.com/office/word/2010/wordprocessingCanvas" xmlns:cx="http://schemas.microsoft.com/office/drawing/2014/chartex" xmlns:cx1="http://schemas.microsoft.com/office/drawing/2015/9/8/chartex" xmlns:cx2="http://schemas.microsoft.com/office/drawing/2015/10/21/chartex" xmlns:cx3="http://schemas.microsoft.com/office/drawing/2016/5/9/chartex" xmlns:cx4="http://schemas.microsoft.com/office/drawing/2016/5/10/chartex" xmlns:cx5="http://schemas.microsoft.com/office/drawing/2016/5/11/chartex" xmlns:cx6="http://schemas.microsoft.com/office/drawing/2016/5/12/chartex" xmlns:cx7="http://schemas.microsoft.com/office/drawing/2016/5/13/chartex" xmlns:cx8="http://schemas.microsoft.com/office/drawing/2016/5/14/chartex" xmlns:mc="http://schemas.openxmlformats.org/markup-compatibility/2006" xmlns:aink="http://schemas.microsoft.com/office/drawing/2016/ink" xmlns:am3d="http://schemas.microsoft.com/office/drawing/2017/model3d" xmlns:o="urn:schemas-microsoft-com:office:office" xmlns:oel="http://schemas.microsoft.com/office/2019/extlst" xmlns:r="http://schemas.openxmlformats.org/officeDocument/2006/relationships" xmlns:m="http://schemas.openxmlformats.org/officeDocument/2006/math" xmlns:v="urn:schemas-microsoft-com:vml" xmlns:wp14="http://schemas.microsoft.com/office/word/2010/wordprocessingDrawing" xmlns:wp="http://schemas.openxmlformats.org/drawingml/2006/wordprocessingDrawing" xmlns:w10="urn:schemas-microsoft-com:office:word" xmlns:w="http://schemas.openxmlformats.org/wordprocessingml/2006/main" xmlns:w14="http://schemas.microsoft.com/office/word/2010/wordml" xmlns:w15="http://schemas.microsoft.com/office/word/2012/wordml" xmlns:w16cex="http://schemas.microsoft.com/office/word/2018/wordml/cex" xmlns:w16cid="http://schemas.microsoft.com/office/word/2016/wordml/cid" xmlns:w16="http://schemas.microsoft.com/office/word/2018/wordml" xmlns:w16du="http://schemas.microsoft.com/office/word/2023/wordml/word16du" xmlns:w16sdtdh="http://schemas.microsoft.com/office/word/2020/wordml/sdtdatahash" xmlns:w16sdtfl="http://schemas.microsoft.com/office/word/2024/wordml/sdtformatlock" xmlns:w16se="http://schemas.microsoft.com/office/word/2015/wordml/symex" xmlns:wpg="http://schemas.microsoft.com/office/word/2010/wordprocessingGroup" xmlns:wpi="http://schemas.microsoft.com/office/word/2010/wordprocessingInk" xmlns:wne="http://schemas.microsoft.com/office/word/2006/wordml" xmlns:wps="http://schemas.microsoft.com/office/word/2010/wordprocessingShape" mc:Ignorable="w14 w15 w16se w16cid w16 w16cex w16sdtdh w16sdtfl w16du wp14">
+<w:document xmlns:wpc="http://schemas.microsoft.com/office/word/2010/wordprocessingCanvas" xmlns:cx="http://schemas.microsoft.com/office/drawing/2014/chartex" xmlns:cx1="http://schemas.microsoft.com/office/drawing/2015/9/8/chartex" xmlns:cx2="http://schemas.microsoft.com/office/drawing/2015/10/21/chartex" xmlns:cx3="http://schemas.microsoft.com/office/drawing/2016/5/9/chartex" xmlns:cx4="http://schemas.microsoft.com/office/drawing/2016/5/10/chartex" xmlns:cx5="http://schemas.microsoft.com/office/drawing/2016/5/11/chartex" xmlns:cx6="http://schemas.microsoft.com/office/drawing/2016/5/12/chartex" xmlns:cx7="http://schemas.microsoft.com/office/drawing/2016/5/13/chartex" xmlns:cx8="http://schemas.microsoft.com/office/drawing/2016/5/14/chartex" xmlns:mc="http://schemas.openxmlformats.org/markup-compatibility/2006" xmlns:m="http://schemas.openxmlformats.org/officeDocument/2006/math" xmlns:aink="http://schemas.microsoft.com/office/drawing/2016/ink" xmlns:am3d="http://schemas.microsoft.com/office/drawing/2017/model3d" xmlns:oel="http://schemas.microsoft.com/office/2019/extlst" xmlns:r="http://schemas.openxmlformats.org/officeDocument/2006/relationships" xmlns:wp14="http://schemas.microsoft.com/office/word/2010/wordprocessingDrawing" xmlns:wp="http://schemas.openxmlformats.org/drawingml/2006/wordprocessingDrawing" xmlns:wpg="http://schemas.microsoft.com/office/word/2010/wordprocessingGroup" xmlns:wpi="http://schemas.microsoft.com/office/word/2010/wordprocessingInk" xmlns:wps="http://schemas.microsoft.com/office/word/2010/wordprocessingShape" xmlns:o="urn:schemas-microsoft-com:office:office" xmlns:v="urn:schemas-microsoft-com:vml" xmlns:w10="urn:schemas-microsoft-com:office:word" xmlns:w="http://schemas.openxmlformats.org/wordprocessingml/2006/main" xmlns:w14="http://schemas.microsoft.com/office/word/2010/wordml" xmlns:w15="http://schemas.microsoft.com/office/word/2012/wordml" xmlns:w16cex="http://schemas.microsoft.com/office/word/2018/wordml/cex" xmlns:w16cid="http://schemas.microsoft.com/office/word/2016/wordml/cid" xmlns:w16="http://schemas.microsoft.com/office/word/2018/wordml" xmlns:w16sdtdh="http://schemas.microsoft.com/office/word/2020/wordml/sdtdatahash" xmlns:w16sdtfl="http://schemas.microsoft.com/office/word/2024/wordml/sdtformatlock" xmlns:w16se="http://schemas.microsoft.com/office/word/2015/wordml/symex" xmlns:w16du="http://schemas.microsoft.com/office/word/2023/wordml/word16du" xmlns:wne="http://schemas.microsoft.com/office/word/2006/wordml" mc:Ignorable="w14 w15 w16se w16cid w16 w16cex w16sdtdh w16sdtfl w16du wp14">
   <w:body>
     <w:p>
       <w:pPr>
@@ -19,30 +19,36 @@
     </w:p>
     <w:p>
       <w:r>
-        <w:rPr>
-          <w:b/>
-          <w:bCs/>
-        </w:rPr>
-        <w:t>Q&amp;A (0)</w:t>
-      </w:r>
-    </w:p>
-    <w:p>
-      <w:r>
         <w:t>You currently have an empty settings menu. The obvious next step is to fill it with settings.</w:t>
       </w:r>
     </w:p>
     <w:p>
       <w:r>
-        <w:t>In this tutorial, you will add a toggle to turn music on and off and a slider to control volume. If you want, you can add additional settings too.</w:t>
-      </w:r>
-    </w:p>
-    <w:p>
-      <w:r>
-        <w:t>By the end of this tutorial, your project might look like this:</w:t>
-      </w:r>
-    </w:p>
-    <w:p>
-      <w:r>
+        <w:t xml:space="preserve">In this </w:t>
+      </w:r>
+      <w:r>
+        <w:t>lab</w:t>
+      </w:r>
+      <w:r>
+        <w:t>, you will add a toggle to turn music on and off and a slider to control volume. If you want, you can add additional settings too.</w:t>
+      </w:r>
+    </w:p>
+    <w:p>
+      <w:r>
+        <w:t xml:space="preserve">By the end of this </w:t>
+      </w:r>
+      <w:r>
+        <w:t>lab</w:t>
+      </w:r>
+      <w:r>
+        <w:t>, your project might look like this:</w:t>
+      </w:r>
+    </w:p>
+    <w:p>
+      <w:r>
+        <w:rPr>
+          <w:noProof/>
+        </w:rPr>
         <w:drawing>
           <wp:inline distT="0" distB="0" distL="0" distR="0" wp14:anchorId="51C05872" wp14:editId="60F7ED97">
             <wp:extent cx="5943600" cy="3336290"/>
@@ -94,11 +100,6 @@
       </w:r>
     </w:p>
     <w:p>
-      <w:r>
-        <w:t>Mark step complete</w:t>
-      </w:r>
-    </w:p>
-    <w:p>
       <w:pPr>
         <w:rPr>
           <w:b/>
@@ -115,16 +116,13 @@
     </w:p>
     <w:p>
       <w:r>
-        <w:rPr>
-          <w:b/>
-          <w:bCs/>
-        </w:rPr>
-        <w:t>Q&amp;A (0)</w:t>
-      </w:r>
-    </w:p>
-    <w:p>
-      <w:r>
-        <w:t>In the previous tutorial, you added functionality to buttons. Buttons are incredibly versatile UI elements.</w:t>
+        <w:t xml:space="preserve">In the previous </w:t>
+      </w:r>
+      <w:r>
+        <w:t>lab</w:t>
+      </w:r>
+      <w:r>
+        <w:t>, you added functionality to buttons. Buttons are incredibly versatile UI elements.</w:t>
       </w:r>
     </w:p>
     <w:p>
@@ -156,6 +154,9 @@
     </w:p>
     <w:p>
       <w:r>
+        <w:rPr>
+          <w:noProof/>
+        </w:rPr>
         <w:lastRenderedPageBreak/>
         <w:drawing>
           <wp:inline distT="0" distB="0" distL="0" distR="0" wp14:anchorId="5B0DDC9D" wp14:editId="6D78FD8A">
@@ -241,6 +242,9 @@
     </w:p>
     <w:p>
       <w:r>
+        <w:rPr>
+          <w:noProof/>
+        </w:rPr>
         <w:drawing>
           <wp:inline distT="0" distB="0" distL="0" distR="0" wp14:anchorId="3DD54CA6" wp14:editId="7000F75A">
             <wp:extent cx="2657475" cy="2724150"/>
@@ -390,6 +394,9 @@
     </w:p>
     <w:p>
       <w:r>
+        <w:rPr>
+          <w:noProof/>
+        </w:rPr>
         <w:lastRenderedPageBreak/>
         <w:drawing>
           <wp:inline distT="0" distB="0" distL="0" distR="0" wp14:anchorId="3AEA5F6F" wp14:editId="173B07C2">
@@ -455,6 +462,9 @@
     </w:p>
     <w:p>
       <w:r>
+        <w:rPr>
+          <w:noProof/>
+        </w:rPr>
         <w:drawing>
           <wp:inline distT="0" distB="0" distL="0" distR="0" wp14:anchorId="4C5C0B14" wp14:editId="3D5A43C2">
             <wp:extent cx="2886075" cy="3019425"/>
@@ -519,11 +529,6 @@
       </w:r>
     </w:p>
     <w:p>
-      <w:r>
-        <w:t>Mark step complete</w:t>
-      </w:r>
-    </w:p>
-    <w:p>
       <w:pPr>
         <w:rPr>
           <w:b/>
@@ -540,15 +545,6 @@
     </w:p>
     <w:p>
       <w:r>
-        <w:rPr>
-          <w:b/>
-          <w:bCs/>
-        </w:rPr>
-        <w:t>Q&amp;A (0)</w:t>
-      </w:r>
-    </w:p>
-    <w:p>
-      <w:r>
         <w:t>Before you can toggle the music on and off, you need to add some music into the scene!</w:t>
       </w:r>
     </w:p>
@@ -618,7 +614,9 @@
     </w:p>
     <w:p>
       <w:r>
-        <w:lastRenderedPageBreak/>
+        <w:rPr>
+          <w:noProof/>
+        </w:rPr>
         <w:drawing>
           <wp:inline distT="0" distB="0" distL="0" distR="0" wp14:anchorId="0221CB5F" wp14:editId="24F96DBF">
             <wp:extent cx="4343400" cy="1524000"/>
@@ -671,6 +669,7 @@
     </w:p>
     <w:p>
       <w:r>
+        <w:lastRenderedPageBreak/>
         <w:t>You can preview the music by playing your project. We have provided you with a few classical options, but you could also download and import other songs too!</w:t>
       </w:r>
     </w:p>
@@ -697,11 +696,6 @@
       </w:r>
     </w:p>
     <w:p>
-      <w:r>
-        <w:t>Mark step complete</w:t>
-      </w:r>
-    </w:p>
-    <w:p>
       <w:pPr>
         <w:rPr>
           <w:b/>
@@ -718,15 +712,6 @@
     </w:p>
     <w:p>
       <w:r>
-        <w:rPr>
-          <w:b/>
-          <w:bCs/>
-        </w:rPr>
-        <w:t>Q&amp;A (2)</w:t>
-      </w:r>
-    </w:p>
-    <w:p>
-      <w:r>
         <w:t>Now that you have music playing, let’s add the ability to toggle it on and off.</w:t>
       </w:r>
     </w:p>
@@ -759,6 +744,9 @@
     </w:p>
     <w:p>
       <w:r>
+        <w:rPr>
+          <w:noProof/>
+        </w:rPr>
         <w:drawing>
           <wp:inline distT="0" distB="0" distL="0" distR="0" wp14:anchorId="6583AB77" wp14:editId="3E572658">
             <wp:extent cx="5067300" cy="2962275"/>
@@ -811,7 +799,6 @@
     </w:p>
     <w:p>
       <w:r>
-        <w:lastRenderedPageBreak/>
         <w:t>In the </w:t>
       </w:r>
       <w:r>
@@ -930,6 +917,10 @@
     </w:p>
     <w:p>
       <w:r>
+        <w:rPr>
+          <w:noProof/>
+        </w:rPr>
+        <w:lastRenderedPageBreak/>
         <w:drawing>
           <wp:inline distT="0" distB="0" distL="0" distR="0" wp14:anchorId="0755D7AB" wp14:editId="75BD82EB">
             <wp:extent cx="4267200" cy="2847975"/>
@@ -1033,7 +1024,9 @@
     </w:p>
     <w:p>
       <w:r>
-        <w:lastRenderedPageBreak/>
+        <w:rPr>
+          <w:noProof/>
+        </w:rPr>
         <w:drawing>
           <wp:inline distT="0" distB="0" distL="0" distR="0" wp14:anchorId="033F60AA" wp14:editId="167B030D">
             <wp:extent cx="4362450" cy="3143250"/>
@@ -1106,19 +1099,10 @@
     </w:p>
     <w:p>
       <w:r>
-        <w:t>Play Video</w:t>
-      </w:r>
-    </w:p>
-    <w:p>
-      <w:r>
         <w:t>Some people might also want to adjust the volume of the music – let’s add that functionality next.</w:t>
       </w:r>
     </w:p>
-    <w:p>
-      <w:r>
-        <w:t>Mark step complete</w:t>
-      </w:r>
-    </w:p>
+    <w:p/>
     <w:p>
       <w:pPr>
         <w:rPr>
@@ -1131,20 +1115,12 @@
           <w:b/>
           <w:bCs/>
         </w:rPr>
+        <w:lastRenderedPageBreak/>
         <w:t>5. Add a volume slider</w:t>
       </w:r>
     </w:p>
     <w:p>
       <w:r>
-        <w:rPr>
-          <w:b/>
-          <w:bCs/>
-        </w:rPr>
-        <w:t>Q&amp;A (0)</w:t>
-      </w:r>
-    </w:p>
-    <w:p>
-      <w:r>
         <w:t>To control the volume, we’ll use a new UI element: </w:t>
       </w:r>
       <w:r>
@@ -1192,7 +1168,9 @@
     </w:p>
     <w:p>
       <w:r>
-        <w:lastRenderedPageBreak/>
+        <w:rPr>
+          <w:noProof/>
+        </w:rPr>
         <w:drawing>
           <wp:inline distT="0" distB="0" distL="0" distR="0" wp14:anchorId="316C0D4F" wp14:editId="78DEBDEC">
             <wp:extent cx="2095500" cy="1790700"/>
@@ -1277,6 +1255,9 @@
     </w:p>
     <w:p>
       <w:r>
+        <w:rPr>
+          <w:noProof/>
+        </w:rPr>
         <w:drawing>
           <wp:inline distT="0" distB="0" distL="0" distR="0" wp14:anchorId="19476858" wp14:editId="0656F974">
             <wp:extent cx="3133725" cy="1971675"/>
@@ -1383,6 +1364,9 @@
     </w:p>
     <w:p>
       <w:r>
+        <w:rPr>
+          <w:noProof/>
+        </w:rPr>
         <w:lastRenderedPageBreak/>
         <w:drawing>
           <wp:inline distT="0" distB="0" distL="0" distR="0" wp14:anchorId="637ABDE0" wp14:editId="527BA110">
@@ -1492,6 +1476,9 @@
     </w:p>
     <w:p>
       <w:r>
+        <w:rPr>
+          <w:noProof/>
+        </w:rPr>
         <w:lastRenderedPageBreak/>
         <w:drawing>
           <wp:inline distT="0" distB="0" distL="0" distR="0" wp14:anchorId="76D32645" wp14:editId="04360B11">
@@ -1567,6 +1554,9 @@
     </w:p>
     <w:p>
       <w:r>
+        <w:rPr>
+          <w:noProof/>
+        </w:rPr>
         <w:drawing>
           <wp:inline distT="0" distB="0" distL="0" distR="0" wp14:anchorId="1D70147D" wp14:editId="67947158">
             <wp:extent cx="5038725" cy="2914650"/>
@@ -1660,6 +1650,9 @@
     </w:p>
     <w:p>
       <w:r>
+        <w:rPr>
+          <w:noProof/>
+        </w:rPr>
         <w:lastRenderedPageBreak/>
         <w:drawing>
           <wp:inline distT="0" distB="0" distL="0" distR="0" wp14:anchorId="6FCEB6C8" wp14:editId="30F19CA2">
@@ -1755,6 +1748,9 @@
     </w:p>
     <w:p>
       <w:r>
+        <w:rPr>
+          <w:noProof/>
+        </w:rPr>
         <w:lastRenderedPageBreak/>
         <w:drawing>
           <wp:inline distT="0" distB="0" distL="0" distR="0" wp14:anchorId="6846F969" wp14:editId="6B5079F1">
@@ -1812,16 +1808,6 @@
       </w:r>
     </w:p>
     <w:p>
-      <w:r>
-        <w:t>Play Video</w:t>
-      </w:r>
-    </w:p>
-    <w:p>
-      <w:r>
-        <w:t>Mark step complete</w:t>
-      </w:r>
-    </w:p>
-    <w:p>
       <w:pPr>
         <w:rPr>
           <w:b/>
@@ -1838,15 +1824,6 @@
     </w:p>
     <w:p>
       <w:r>
-        <w:rPr>
-          <w:b/>
-          <w:bCs/>
-        </w:rPr>
-        <w:t>Q&amp;A (0)</w:t>
-      </w:r>
-    </w:p>
-    <w:p>
-      <w:r>
         <w:t>You now understand how to create new UI elements and link them up with simple functionality.</w:t>
       </w:r>
     </w:p>
@@ -1860,11 +1837,7 @@
         <w:t>You could add toggles to view or hide certain objects, sliders to control the brightness of lights, buttons to switch between night and day, or any other fun feature you can think of!</w:t>
       </w:r>
     </w:p>
-    <w:p>
-      <w:r>
-        <w:t>Play Video</w:t>
-      </w:r>
-    </w:p>
+    <w:p/>
     <w:p>
       <w:r>
         <w:t xml:space="preserve">Experiment by assigning objects to a </w:t>
@@ -1879,11 +1852,6 @@
       </w:r>
     </w:p>
     <w:p>
-      <w:r>
-        <w:t>Mark step complete</w:t>
-      </w:r>
-    </w:p>
-    <w:p>
       <w:pPr>
         <w:rPr>
           <w:b/>
@@ -1900,25 +1868,20 @@
     </w:p>
     <w:p>
       <w:r>
-        <w:rPr>
-          <w:b/>
-          <w:bCs/>
-        </w:rPr>
-        <w:lastRenderedPageBreak/>
-        <w:t>Q&amp;A (0)</w:t>
-      </w:r>
-    </w:p>
-    <w:p>
-      <w:r>
         <w:t>Your settings menu is complete! Don’t forget to reactivate the title screen elements and hide the settings menu by default.</w:t>
       </w:r>
     </w:p>
     <w:p>
       <w:r>
-        <w:t>In the next challenge tutorial, you’ll learn about an entirely different Canvas mode, where your UI can appear to be part of the physical world of your scene. This opens all kinds of interesting opportunities with UI design in 3D worlds!</w:t>
-      </w:r>
-    </w:p>
-    <w:p/>
+        <w:t xml:space="preserve">In the next challenge </w:t>
+      </w:r>
+      <w:r>
+        <w:t>lab</w:t>
+      </w:r>
+      <w:r>
+        <w:t>, you’ll learn about an entirely different Canvas mode, where your UI can appear to be part of the physical world of your scene. This opens all kinds of interesting opportunities with UI design in 3D worlds!</w:t>
+      </w:r>
+    </w:p>
     <w:sectPr>
       <w:pgSz w:w="12240" w:h="15840"/>
       <w:pgMar w:top="1440" w:right="1440" w:bottom="1440" w:left="1440" w:header="708" w:footer="708" w:gutter="0"/>
@@ -1930,7 +1893,7 @@
 </file>
 
 <file path=word/numbering.xml><?xml version="1.0" encoding="utf-8"?>
-<w:numbering xmlns:wpc="http://schemas.microsoft.com/office/word/2010/wordprocessingCanvas" xmlns:cx="http://schemas.microsoft.com/office/drawing/2014/chartex" xmlns:cx1="http://schemas.microsoft.com/office/drawing/2015/9/8/chartex" xmlns:cx2="http://schemas.microsoft.com/office/drawing/2015/10/21/chartex" xmlns:cx3="http://schemas.microsoft.com/office/drawing/2016/5/9/chartex" xmlns:cx4="http://schemas.microsoft.com/office/drawing/2016/5/10/chartex" xmlns:cx5="http://schemas.microsoft.com/office/drawing/2016/5/11/chartex" xmlns:cx6="http://schemas.microsoft.com/office/drawing/2016/5/12/chartex" xmlns:cx7="http://schemas.microsoft.com/office/drawing/2016/5/13/chartex" xmlns:cx8="http://schemas.microsoft.com/office/drawing/2016/5/14/chartex" xmlns:mc="http://schemas.openxmlformats.org/markup-compatibility/2006" xmlns:aink="http://schemas.microsoft.com/office/drawing/2016/ink" xmlns:am3d="http://schemas.microsoft.com/office/drawing/2017/model3d" xmlns:o="urn:schemas-microsoft-com:office:office" xmlns:oel="http://schemas.microsoft.com/office/2019/extlst" xmlns:r="http://schemas.openxmlformats.org/officeDocument/2006/relationships" xmlns:m="http://schemas.openxmlformats.org/officeDocument/2006/math" xmlns:v="urn:schemas-microsoft-com:vml" xmlns:wp14="http://schemas.microsoft.com/office/word/2010/wordprocessingDrawing" xmlns:wp="http://schemas.openxmlformats.org/drawingml/2006/wordprocessingDrawing" xmlns:w10="urn:schemas-microsoft-com:office:word" xmlns:w="http://schemas.openxmlformats.org/wordprocessingml/2006/main" xmlns:w14="http://schemas.microsoft.com/office/word/2010/wordml" xmlns:w15="http://schemas.microsoft.com/office/word/2012/wordml" xmlns:w16cex="http://schemas.microsoft.com/office/word/2018/wordml/cex" xmlns:w16cid="http://schemas.microsoft.com/office/word/2016/wordml/cid" xmlns:w16="http://schemas.microsoft.com/office/word/2018/wordml" xmlns:w16du="http://schemas.microsoft.com/office/word/2023/wordml/word16du" xmlns:w16sdtdh="http://schemas.microsoft.com/office/word/2020/wordml/sdtdatahash" xmlns:w16sdtfl="http://schemas.microsoft.com/office/word/2024/wordml/sdtformatlock" xmlns:w16se="http://schemas.microsoft.com/office/word/2015/wordml/symex" xmlns:wpg="http://schemas.microsoft.com/office/word/2010/wordprocessingGroup" xmlns:wpi="http://schemas.microsoft.com/office/word/2010/wordprocessingInk" xmlns:wne="http://schemas.microsoft.com/office/word/2006/wordml" xmlns:wps="http://schemas.microsoft.com/office/word/2010/wordprocessingShape" mc:Ignorable="w14 w15 w16se w16cid w16 w16cex w16sdtdh w16sdtfl w16du wp14">
+<w:numbering xmlns:wpc="http://schemas.microsoft.com/office/word/2010/wordprocessingCanvas" xmlns:cx="http://schemas.microsoft.com/office/drawing/2014/chartex" xmlns:cx1="http://schemas.microsoft.com/office/drawing/2015/9/8/chartex" xmlns:cx2="http://schemas.microsoft.com/office/drawing/2015/10/21/chartex" xmlns:cx3="http://schemas.microsoft.com/office/drawing/2016/5/9/chartex" xmlns:cx4="http://schemas.microsoft.com/office/drawing/2016/5/10/chartex" xmlns:cx5="http://schemas.microsoft.com/office/drawing/2016/5/11/chartex" xmlns:cx6="http://schemas.microsoft.com/office/drawing/2016/5/12/chartex" xmlns:cx7="http://schemas.microsoft.com/office/drawing/2016/5/13/chartex" xmlns:cx8="http://schemas.microsoft.com/office/drawing/2016/5/14/chartex" xmlns:mc="http://schemas.openxmlformats.org/markup-compatibility/2006" xmlns:m="http://schemas.openxmlformats.org/officeDocument/2006/math" xmlns:aink="http://schemas.microsoft.com/office/drawing/2016/ink" xmlns:am3d="http://schemas.microsoft.com/office/drawing/2017/model3d" xmlns:oel="http://schemas.microsoft.com/office/2019/extlst" xmlns:r="http://schemas.openxmlformats.org/officeDocument/2006/relationships" xmlns:wp14="http://schemas.microsoft.com/office/word/2010/wordprocessingDrawing" xmlns:wp="http://schemas.openxmlformats.org/drawingml/2006/wordprocessingDrawing" xmlns:wpg="http://schemas.microsoft.com/office/word/2010/wordprocessingGroup" xmlns:wpi="http://schemas.microsoft.com/office/word/2010/wordprocessingInk" xmlns:wps="http://schemas.microsoft.com/office/word/2010/wordprocessingShape" xmlns:o="urn:schemas-microsoft-com:office:office" xmlns:v="urn:schemas-microsoft-com:vml" xmlns:w10="urn:schemas-microsoft-com:office:word" xmlns:w="http://schemas.openxmlformats.org/wordprocessingml/2006/main" xmlns:w14="http://schemas.microsoft.com/office/word/2010/wordml" xmlns:w15="http://schemas.microsoft.com/office/word/2012/wordml" xmlns:w16cex="http://schemas.microsoft.com/office/word/2018/wordml/cex" xmlns:w16cid="http://schemas.microsoft.com/office/word/2016/wordml/cid" xmlns:w16="http://schemas.microsoft.com/office/word/2018/wordml" xmlns:w16sdtdh="http://schemas.microsoft.com/office/word/2020/wordml/sdtdatahash" xmlns:w16sdtfl="http://schemas.microsoft.com/office/word/2024/wordml/sdtformatlock" xmlns:w16se="http://schemas.microsoft.com/office/word/2015/wordml/symex" xmlns:w16du="http://schemas.microsoft.com/office/word/2023/wordml/word16du" xmlns:wne="http://schemas.microsoft.com/office/word/2006/wordml" mc:Ignorable="w14 w15 w16se w16cid w16 w16cex w16sdtdh w16sdtfl w16du wp14">
   <w:abstractNum w:abstractNumId="0" w15:restartNumberingAfterBreak="0">
     <w:nsid w:val="6E6B5736"/>
     <w:multiLevelType w:val="multilevel"/>
@@ -2087,7 +2050,7 @@
 </file>
 
 <file path=word/styles.xml><?xml version="1.0" encoding="utf-8"?>
-<w:styles xmlns:mc="http://schemas.openxmlformats.org/markup-compatibility/2006" xmlns:r="http://schemas.openxmlformats.org/officeDocument/2006/relationships" xmlns:w="http://schemas.openxmlformats.org/wordprocessingml/2006/main" xmlns:w14="http://schemas.microsoft.com/office/word/2010/wordml" xmlns:w15="http://schemas.microsoft.com/office/word/2012/wordml" xmlns:w16cex="http://schemas.microsoft.com/office/word/2018/wordml/cex" xmlns:w16cid="http://schemas.microsoft.com/office/word/2016/wordml/cid" xmlns:w16="http://schemas.microsoft.com/office/word/2018/wordml" xmlns:w16du="http://schemas.microsoft.com/office/word/2023/wordml/word16du" xmlns:w16sdtdh="http://schemas.microsoft.com/office/word/2020/wordml/sdtdatahash" xmlns:w16sdtfl="http://schemas.microsoft.com/office/word/2024/wordml/sdtformatlock" xmlns:w16se="http://schemas.microsoft.com/office/word/2015/wordml/symex" mc:Ignorable="w14 w15 w16se w16cid w16 w16cex w16sdtdh w16sdtfl w16du">
+<w:styles xmlns:mc="http://schemas.openxmlformats.org/markup-compatibility/2006" xmlns:r="http://schemas.openxmlformats.org/officeDocument/2006/relationships" xmlns:w="http://schemas.openxmlformats.org/wordprocessingml/2006/main" xmlns:w14="http://schemas.microsoft.com/office/word/2010/wordml" xmlns:w15="http://schemas.microsoft.com/office/word/2012/wordml" xmlns:w16cex="http://schemas.microsoft.com/office/word/2018/wordml/cex" xmlns:w16cid="http://schemas.microsoft.com/office/word/2016/wordml/cid" xmlns:w16="http://schemas.microsoft.com/office/word/2018/wordml" xmlns:w16sdtdh="http://schemas.microsoft.com/office/word/2020/wordml/sdtdatahash" xmlns:w16sdtfl="http://schemas.microsoft.com/office/word/2024/wordml/sdtformatlock" xmlns:w16se="http://schemas.microsoft.com/office/word/2015/wordml/symex" xmlns:w16du="http://schemas.microsoft.com/office/word/2023/wordml/word16du" mc:Ignorable="w14 w15 w16se w16cid w16 w16cex w16sdtdh w16sdtfl w16du">
   <w:docDefaults>
     <w:rPrDefault>
       <w:rPr>
@@ -2689,6 +2652,7 @@
   <w:style w:type="character" w:default="1" w:styleId="DefaultParagraphFont">
     <w:name w:val="Default Paragraph Font"/>
     <w:uiPriority w:val="1"/>
+    <w:semiHidden/>
     <w:unhideWhenUsed/>
   </w:style>
   <w:style w:type="table" w:default="1" w:styleId="TableNormal">
